--- a/Tests/OOXMLSwiftTests/Fixtures/mdocx/09-style-define-on-first-use/style-define-on-first-use.normalized.docx
+++ b/Tests/OOXMLSwiftTests/Fixtures/mdocx/09-style-define-on-first-use/style-define-on-first-use.normalized.docx
@@ -7,7 +7,7 @@
         <w:pStyle w:val="titleBrown"/>
       </w:pPr>
       <w:r>
-        <w:t xml:space="preserve">Title</w:t>
+        <w:t>Title</w:t>
       </w:r>
     </w:p>
     <w:p>
@@ -15,12 +15,24 @@
         <w:pStyle w:val="titleBrown"/>
       </w:pPr>
       <w:r>
-        <w:t xml:space="preserve">Subtitle</w:t>
+        <w:t>Subtitle</w:t>
       </w:r>
     </w:p>
-    <w:sectPr>
-      <w:pgSz w:w="12240" w:h="15840"/>
-    </w:sectPr>
+    <w:sectPr/>
   </w:body>
 </w:document>
+</file>
+
+<file path=word/styles.xml><?xml version="1.0" encoding="utf-8"?>
+<w:styles xmlns:w="http://schemas.openxmlformats.org/wordprocessingml/2006/main">
+  <w:style w:type="paragraph" w:styleId="titleBrown">
+    <w:name w:val="titleBrown"/>
+    <w:rPr>
+      <w:rFonts w:ascii="Noto Serif TC" w:eastAsia="Noto Serif TC"/>
+      <w:b/>
+      <w:color w:val="663300"/>
+      <w:sz w:val="72"/>
+    </w:rPr>
+  </w:style>
+</w:styles>
 </file>